--- a/04_manuscript/manuscript.docx
+++ b/04_manuscript/manuscript.docx
@@ -214,7 +214,7 @@
         <w:t xml:space="preserve"> </w:t>
       </w:r>
       <w:r>
-        <w:t xml:space="preserve">744</w:t>
+        <w:t xml:space="preserve">743</w:t>
       </w:r>
     </w:p>
     <w:p>
@@ -268,7 +268,7 @@
         <w:t xml:space="preserve"> </w:t>
       </w:r>
       <w:r>
-        <w:t xml:space="preserve">This research received funding from the Eunice Kennedy Shriver National Institute of Child Health and Human Development and the National Institutes of Health Office of the Director (DP2HD080350). JA is a Chan Zuckerberg Biohub-San Francisco Investigator. TLH did not receive direct funding for this paper.</w:t>
+        <w:t xml:space="preserve">This research received funding from the Eunice Kennedy Shriver National Institute of Child Health and Human Development and the National Institutes of Health Office of the Director (DP2HD080350). JA is a Biohub, San Francisco Investigator. TLH did not receive direct funding for this paper.</w:t>
       </w:r>
     </w:p>
     <w:p>
@@ -297,7 +297,7 @@
         <w:br w:type="page"/>
       </w:r>
     </w:p>
-    <w:bookmarkStart w:id="20" w:name="introduction"/>
+    <w:bookmarkStart w:id="18" w:name="introduction"/>
     <w:p>
       <w:pPr>
         <w:pStyle w:val="Heading1"/>
@@ -347,11 +347,11 @@
         <w:t xml:space="preserve"> </w:t>
       </w:r>
       <w:r>
-        <w:t xml:space="preserve">Whether this pattern extends to Multiracial men or varies across the older age range is unknown. We estimated rates of fatal and non-fatal assault among California adults aged 50 years and older from 2005 to 2022 – stratifying by age group, sex, and race and ethnicity – to characterize patterns among Multiracial older adults across the older age range and in both sexes.</w:t>
+        <w:t xml:space="preserve">We built on this work by estimating rates of fatal and non-fatal assault among California adults aged 50 years and older from 2005 to 2022 – stratifying by age group, sex, and race and ethnicity – to characterize patterns among Multiracial older adults across the older age range and in both male and female sexes.</w:t>
       </w:r>
     </w:p>
-    <w:bookmarkEnd w:id="20"/>
-    <w:bookmarkStart w:id="21" w:name="methods"/>
+    <w:bookmarkEnd w:id="18"/>
+    <w:bookmarkStart w:id="19" w:name="methods"/>
     <w:p>
       <w:pPr>
         <w:pStyle w:val="Heading1"/>
@@ -377,7 +377,7 @@
         <w:t xml:space="preserve"> </w:t>
       </w:r>
       <w:r>
-        <w:t xml:space="preserve">we identified fatal assault injuries from death records using ICD-10 external cause codes and non-fatal assault injuries from hospital records using ICD-9-CM external cause codes for events before October 2015 and ICD-10-CM external cause and diagnostic codes for events from October 2015 onward. To avoid double counting, we linked ED visits resulting in admission to their inpatient records and removed in-hospital deaths from the hospital data. We excluded records with missing age or race and ethnicity (&lt;5%). We classified race and ethnicity into six mutually exclusive groups: Hispanic (any race), and non-Hispanic American Indian or Alaska Native (AIAN), Asian or Pacific Islander (API), Black, Multiracial, and White. We categorized age into 5-year intervals from 50-54 through 85+. We calculated sex- and age-specific assault injury rates per 100,000 person-years using intercensal (2005-2009) and postcensal (2010-2022) California population estimates as denominators. Exact 95% Poisson confidence intervals were estimated using the epitools package in R.</w:t>
+        <w:t xml:space="preserve">we identified fatal assault injuries from death records using ICD-10 external cause codes and non-fatal assault injuries from hospital records using ICD-9-CM external cause codes for events before October 2015 and ICD-10-CM external cause and diagnostic codes for events from October 2015 onward. We de-duplicated emergency department, inpatient, and death data. We excluded records with missing age or race and ethnicity (&lt;5%). We classified race and ethnicity into six mutually exclusive groups: Hispanic (any race), and non-Hispanic American Indian or Alaska Native (AIAN), Asian or Pacific Islander (API), Black, Multiracial, and White. We categorized age into 5-year intervals from 50-54 through 85+. We calculated sex- and age-specific assault injury rates per 100,000 person-years using intercensal (2005-2009) and postcensal (2010-2022) California population estimates as denominators. Exact 95% Poisson confidence intervals were estimated using the epitools package in R.</w:t>
       </w:r>
       <w:r>
         <w:rPr>
@@ -392,8 +392,8 @@
         <w:t xml:space="preserve">Use of these data was approved by the California Health and Human Services Agency and the University of California, Berkeley Committee for the Protection of Human Subjects.</w:t>
       </w:r>
     </w:p>
-    <w:bookmarkEnd w:id="21"/>
-    <w:bookmarkStart w:id="22" w:name="results"/>
+    <w:bookmarkEnd w:id="19"/>
+    <w:bookmarkStart w:id="20" w:name="results"/>
     <w:p>
       <w:pPr>
         <w:pStyle w:val="Heading1"/>
@@ -438,8 +438,8 @@
         <w:t xml:space="preserve">).</w:t>
       </w:r>
     </w:p>
-    <w:bookmarkEnd w:id="22"/>
-    <w:bookmarkStart w:id="35" w:name="discussion"/>
+    <w:bookmarkEnd w:id="20"/>
+    <w:bookmarkStart w:id="33" w:name="discussion"/>
     <w:p>
       <w:pPr>
         <w:pStyle w:val="Heading1"/>
@@ -523,7 +523,7 @@
         <w:pStyle w:val="BodyText"/>
       </w:pPr>
       <w:r>
-        <w:t xml:space="preserve">This analysis had limitations. Hospital and death records capture only assault injuries severe enough to result in medical attention or death and do not capture non-medically-attended events. These data also do not include information on perpetrator identity or relational context, and findings should not be interpreted as estimates of elder abuse incidence.</w:t>
+        <w:t xml:space="preserve">This analysis had strengths and limitations. We leveraged statewide data with a high degree of completeness and specificity over an 18-year period. The large Multiracial population in California facilitated description of important patterns in this group. However, hospital and death records capture only assault injuries severe enough to result in medical attention or death. Given lack of information on perpetrator identity or relational context, and findings should not be interpreted as estimates of elder abuse.</w:t>
       </w:r>
     </w:p>
     <w:p>
@@ -531,7 +531,7 @@
         <w:pStyle w:val="BodyText"/>
       </w:pPr>
       <w:r>
-        <w:t xml:space="preserve">As the older adult population grows and diversifies, research disaggregating Multiracial older adults is needed to understand the conditions shaping late-life assault injury risk and to inform prevention efforts.</w:t>
+        <w:t xml:space="preserve">As the older adult population grows and diversifies, research disaggregating Multiracial older adults is needed to understand the conditions shaping assault injury risk and to inform prevention efforts.</w:t>
       </w:r>
     </w:p>
     <w:p>
@@ -640,8 +640,8 @@
         <w:t xml:space="preserve">References</w:t>
       </w:r>
     </w:p>
-    <w:bookmarkStart w:id="31" w:name="refs"/>
-    <w:bookmarkStart w:id="23" w:name="ref-peterson2024"/>
+    <w:bookmarkStart w:id="29" w:name="refs"/>
+    <w:bookmarkStart w:id="21" w:name="ref-peterson2024"/>
     <w:p>
       <w:pPr>
         <w:pStyle w:val="Bibliography"/>
@@ -656,7 +656,7 @@
         <w:t xml:space="preserve">	</w:t>
       </w:r>
       <w:r>
-        <w:t xml:space="preserve">Peterson C, Haileyesus T, Herbst JH, Gerald MS, Florence C. Economic Cost of US Older Adult Assault Injuries.</w:t>
+        <w:t xml:space="preserve">Peterson C, Haileyesus T, Herbst JH, Gerald MS, Florence C. Economic cost of US older adult assault injuries.</w:t>
       </w:r>
       <w:r>
         <w:t xml:space="preserve"> </w:t>
@@ -672,8 +672,8 @@
         <w:t xml:space="preserve">. 2024;7(10):e2437644. doi:10.1001/jamanetworkopen.2024.37644</w:t>
       </w:r>
     </w:p>
-    <w:bookmarkEnd w:id="23"/>
-    <w:bookmarkStart w:id="24" w:name="ref-logan2019"/>
+    <w:bookmarkEnd w:id="21"/>
+    <w:bookmarkStart w:id="22" w:name="ref-logan2019"/>
     <w:p>
       <w:pPr>
         <w:pStyle w:val="Bibliography"/>
@@ -688,7 +688,7 @@
         <w:t xml:space="preserve">	</w:t>
       </w:r>
       <w:r>
-        <w:t xml:space="preserve">Logan JE, Haileyesus T, Ertl A, Rostad WL, Herbst JH. Nonfatal Assaults and Homicides Among Adults Aged ≥60 Years</w:t>
+        <w:t xml:space="preserve">Logan JE, Haileyesus T, Ertl A, Rostad WL, Herbst JH. Nonfatal assaults and homicides among adults aged ≥60 years</w:t>
       </w:r>
       <w:r>
         <w:t xml:space="preserve"> </w:t>
@@ -697,7 +697,7 @@
         <w:t xml:space="preserve"> </w:t>
       </w:r>
       <w:r>
-        <w:t xml:space="preserve">United States, 2002</w:t>
+        <w:t xml:space="preserve">united states, 2002</w:t>
       </w:r>
       <w:r>
         <w:t xml:space="preserve">2016.</w:t>
@@ -716,8 +716,8 @@
         <w:t xml:space="preserve">. 2019;68(13):297-302. doi:10.15585/mmwr.mm6813a1</w:t>
       </w:r>
     </w:p>
-    <w:bookmarkEnd w:id="24"/>
-    <w:bookmarkStart w:id="25" w:name="ref-liu2026"/>
+    <w:bookmarkEnd w:id="22"/>
+    <w:bookmarkStart w:id="23" w:name="ref-liu2026"/>
     <w:p>
       <w:pPr>
         <w:pStyle w:val="Bibliography"/>
@@ -796,8 +796,8 @@
         <w:t xml:space="preserve">. Published online March 2026:108350. doi:10.1016/j.amepre.2026.108350</w:t>
       </w:r>
     </w:p>
-    <w:bookmarkEnd w:id="25"/>
-    <w:bookmarkStart w:id="26" w:name="ref-aragon2004"/>
+    <w:bookmarkEnd w:id="23"/>
+    <w:bookmarkStart w:id="24" w:name="ref-aragon2004"/>
     <w:p>
       <w:pPr>
         <w:pStyle w:val="Bibliography"/>
@@ -828,8 +828,8 @@
         <w:t xml:space="preserve">. 2004. doi:10.32614/CRAN.package.epitools</w:t>
       </w:r>
     </w:p>
-    <w:bookmarkEnd w:id="26"/>
-    <w:bookmarkStart w:id="27" w:name="ref-lam-hine2025"/>
+    <w:bookmarkEnd w:id="24"/>
+    <w:bookmarkStart w:id="25" w:name="ref-lam-hine2025"/>
     <w:p>
       <w:pPr>
         <w:pStyle w:val="Bibliography"/>
@@ -844,7 +844,7 @@
         <w:t xml:space="preserve">	</w:t>
       </w:r>
       <w:r>
-        <w:t xml:space="preserve">Lam-Hine T, Odden MC, James BD, Rehkopf DH. Prevalence of Subjective Cognitive Decline Among Older Multiracial Adults, 2019</w:t>
+        <w:t xml:space="preserve">Lam-Hine T, Odden MC, James BD, Rehkopf DH. Prevalence of subjective cognitive decline among older multiracial adults, 2019</w:t>
       </w:r>
       <w:r>
         <w:t xml:space="preserve">2023.</w:t>
@@ -863,8 +863,8 @@
         <w:t xml:space="preserve">. 2025;0(0):1-9. doi:10.1177/08982643251377230</w:t>
       </w:r>
     </w:p>
-    <w:bookmarkEnd w:id="27"/>
-    <w:bookmarkStart w:id="28" w:name="ref-town2024"/>
+    <w:bookmarkEnd w:id="25"/>
+    <w:bookmarkStart w:id="26" w:name="ref-town2024"/>
     <w:p>
       <w:pPr>
         <w:pStyle w:val="Bibliography"/>
@@ -904,8 +904,8 @@
         <w:t xml:space="preserve">. 2024;73(9):204-208. doi:10.15585/mmwr.mm7309a3</w:t>
       </w:r>
     </w:p>
-    <w:bookmarkEnd w:id="28"/>
-    <w:bookmarkStart w:id="29" w:name="ref-rosen2019"/>
+    <w:bookmarkEnd w:id="26"/>
+    <w:bookmarkStart w:id="27" w:name="ref-rosen2019"/>
     <w:p>
       <w:pPr>
         <w:pStyle w:val="Bibliography"/>
@@ -920,7 +920,7 @@
         <w:t xml:space="preserve">	</w:t>
       </w:r>
       <w:r>
-        <w:t xml:space="preserve">Rosen T, Makaroun LK, Conwell Y, Betz M. Violence In Older Adults: Scope, Impact, Challenges, And Strategies For Prevention.</w:t>
+        <w:t xml:space="preserve">Rosen T, Makaroun LK, Conwell Y, Betz M. Violence in older adults: Scope, impact, challenges, and strategies for prevention.</w:t>
       </w:r>
       <w:r>
         <w:t xml:space="preserve"> </w:t>
@@ -936,8 +936,8 @@
         <w:t xml:space="preserve">. 2019;38(10):1630-1637. doi:10.1377/hlthaff.2019.00577</w:t>
       </w:r>
     </w:p>
-    <w:bookmarkEnd w:id="29"/>
-    <w:bookmarkStart w:id="30" w:name="ref-franco2021"/>
+    <w:bookmarkEnd w:id="27"/>
+    <w:bookmarkStart w:id="28" w:name="ref-franco2021"/>
     <w:p>
       <w:pPr>
         <w:pStyle w:val="Bibliography"/>
@@ -968,8 +968,8 @@
         <w:t xml:space="preserve">. 2021;27(3):343. doi:10.1037/cdp0000441</w:t>
       </w:r>
     </w:p>
-    <w:bookmarkEnd w:id="30"/>
-    <w:bookmarkEnd w:id="31"/>
+    <w:bookmarkEnd w:id="28"/>
+    <w:bookmarkEnd w:id="29"/>
     <w:p>
       <w:pPr>
         <w:suppressLineNumbers/>
@@ -1008,7 +1008,7 @@
         <w:gridCol w:w="1143"/>
         <w:gridCol w:w="1413"/>
         <w:gridCol w:w="1233"/>
-        <w:gridCol w:w="1323"/>
+        <w:gridCol w:w="1398"/>
         <w:gridCol w:w="1233"/>
       </w:tblGrid>
       <w:tr>
@@ -1117,7 +1117,7 @@
                 <w:szCs w:val="18"/>
                 <w:color w:val="000000"/>
               </w:rPr>
-              <w:t xml:space="preserve">AIAN</w:t>
+              <w:t xml:space="preserve">NH AIAN</w:t>
             </w:r>
           </w:p>
         </w:tc>
@@ -1169,7 +1169,7 @@
                 <w:szCs w:val="18"/>
                 <w:color w:val="000000"/>
               </w:rPr>
-              <w:t xml:space="preserve">API</w:t>
+              <w:t xml:space="preserve">NH API</w:t>
             </w:r>
           </w:p>
         </w:tc>
@@ -1221,7 +1221,7 @@
                 <w:szCs w:val="18"/>
                 <w:color w:val="000000"/>
               </w:rPr>
-              <w:t xml:space="preserve">Black</w:t>
+              <w:t xml:space="preserve">NH Black</w:t>
             </w:r>
           </w:p>
         </w:tc>
@@ -1325,7 +1325,7 @@
                 <w:szCs w:val="18"/>
                 <w:color w:val="000000"/>
               </w:rPr>
-              <w:t xml:space="preserve">Multiracial</w:t>
+              <w:t xml:space="preserve">NH Multiracial</w:t>
             </w:r>
           </w:p>
         </w:tc>
@@ -1377,7 +1377,7 @@
                 <w:szCs w:val="18"/>
                 <w:color w:val="000000"/>
               </w:rPr>
-              <w:t xml:space="preserve">White</w:t>
+              <w:t xml:space="preserve">NH White</w:t>
             </w:r>
           </w:p>
         </w:tc>
@@ -9778,7 +9778,7 @@
                 <w:szCs w:val="18"/>
                 <w:color w:val="000000"/>
               </w:rPr>
-              <w:t xml:space="preserve">Abbreviations: AIAN = American Indian or Alaska Native; API = Asian or Pacific Islander.</w:t>
+              <w:t xml:space="preserve">Abbreviations: AIAN = American Indian or Alaska Native; API = Asian or Pacific Islander; NH = non-Hispanic.</w:t>
             </w:r>
           </w:p>
         </w:tc>
@@ -9819,18 +9819,18 @@
           <wp:inline>
             <wp:extent cx="5943600" cy="3163529"/>
             <wp:effectExtent b="0" l="0" r="0" t="0"/>
-            <wp:docPr descr="" title="" id="33" name="Picture"/>
+            <wp:docPr descr="" title="" id="31" name="Picture"/>
             <a:graphic>
               <a:graphicData uri="http://schemas.openxmlformats.org/drawingml/2006/picture">
                 <pic:pic>
                   <pic:nvPicPr>
-                    <pic:cNvPr descr="manuscript_files/figure-docx/fig1-1.png" id="34" name="Picture"/>
+                    <pic:cNvPr descr="manuscript_files/figure-docx/fig1-1.png" id="32" name="Picture"/>
                     <pic:cNvPicPr>
                       <a:picLocks noChangeArrowheads="1" noChangeAspect="1"/>
                     </pic:cNvPicPr>
                   </pic:nvPicPr>
                   <pic:blipFill>
-                    <a:blip r:embed="rId32"/>
+                    <a:blip r:embed="rId30"/>
                     <a:stretch>
                       <a:fillRect/>
                     </a:stretch>
@@ -9862,7 +9862,7 @@
         <w:pStyle w:val="ImageCaption"/>
       </w:pPr>
       <w:r>
-        <w:t xml:space="preserve">Shaded bands represent 95% confidence intervals. Abbreviations: AIAN = American Indian or Alaska Native; API = Asian or Pacific Islander.</w:t>
+        <w:t xml:space="preserve">Shaded bands represent 95% confidence intervals. Abbreviations: NH = non-Hispanic; AIAN = American Indian or Alaska Native; API = Asian or Pacific Islander.</w:t>
       </w:r>
     </w:p>
     <w:p>
@@ -9870,10 +9870,10 @@
         <w:suppressLineNumbers/>
       </w:pPr>
     </w:p>
-    <w:bookmarkEnd w:id="35"/>
+    <w:bookmarkEnd w:id="33"/>
     <w:sectPr>
-      <w:footerReference r:id="rId9" w:type="even"/>
-      <w:footerReference r:id="rId10" w:type="default"/>
+      <w:footerReference r:id="rId8" w:type="even"/>
+      <w:footerReference r:id="rId9" w:type="default"/>
       <w:footnotePr>
         <w:numRestart w:val="eachSect"/>
       </w:footnotePr>
